--- a/Documentation/AI Documentation/Tests.docx
+++ b/Documentation/AI Documentation/Tests.docx
@@ -515,18 +515,7 @@
           <w:szCs w:val="40"/>
           <w:lang w:bidi="ar-EG"/>
         </w:rPr>
-        <w:t>ABO_</w:t>
-      </w:r>
-      <w:proofErr w:type="gramStart"/>
-      <w:r>
-        <w:rPr>
-          <w:b/>
-          <w:bCs/>
-          <w:sz w:val="40"/>
-          <w:szCs w:val="40"/>
-          <w:lang w:bidi="ar-EG"/>
-        </w:rPr>
-        <w:t>Group</w:t>
+        <w:t>ABO_Group</w:t>
       </w:r>
       <w:proofErr w:type="spellEnd"/>
       <w:r>
@@ -537,18 +526,7 @@
           <w:szCs w:val="40"/>
           <w:lang w:bidi="ar-EG"/>
         </w:rPr>
-        <w:t xml:space="preserve"> ,</w:t>
-      </w:r>
-      <w:proofErr w:type="gramEnd"/>
-      <w:r>
-        <w:rPr>
-          <w:b/>
-          <w:bCs/>
-          <w:sz w:val="40"/>
-          <w:szCs w:val="40"/>
-          <w:lang w:bidi="ar-EG"/>
-        </w:rPr>
-        <w:t xml:space="preserve"> </w:t>
+        <w:t xml:space="preserve"> , </w:t>
       </w:r>
       <w:proofErr w:type="spellStart"/>
       <w:r>
@@ -589,7 +567,6 @@
         <w:t xml:space="preserve">Type: </w:t>
       </w:r>
       <w:proofErr w:type="spellStart"/>
-      <w:proofErr w:type="gramStart"/>
       <w:r>
         <w:rPr>
           <w:b/>
@@ -601,7 +578,6 @@
         <w:t>String,String</w:t>
       </w:r>
       <w:proofErr w:type="spellEnd"/>
-      <w:proofErr w:type="gramEnd"/>
     </w:p>
     <w:p>
       <w:pPr>
@@ -963,7 +939,27 @@
           <w:szCs w:val="32"/>
           <w:lang w:bidi="ar-EG"/>
         </w:rPr>
-        <w:t xml:space="preserve">, MCH, MCHC, </w:t>
+        <w:t xml:space="preserve">, MCH, </w:t>
+      </w:r>
+      <w:r>
+        <w:rPr>
+          <w:b/>
+          <w:bCs/>
+          <w:sz w:val="32"/>
+          <w:szCs w:val="32"/>
+          <w:lang w:bidi="ar-EG"/>
+        </w:rPr>
+        <w:t>RDW</w:t>
+      </w:r>
+      <w:r>
+        <w:rPr>
+          <w:b/>
+          <w:bCs/>
+          <w:sz w:val="32"/>
+          <w:szCs w:val="32"/>
+          <w:lang w:bidi="ar-EG"/>
+        </w:rPr>
+        <w:t xml:space="preserve">, </w:t>
       </w:r>
       <w:r>
         <w:rPr>
@@ -984,7 +980,38 @@
           <w:szCs w:val="32"/>
           <w:lang w:bidi="ar-EG"/>
         </w:rPr>
-        <w:t xml:space="preserve">, lymphocytes, </w:t>
+        <w:t>, lymphocytes,</w:t>
+      </w:r>
+    </w:p>
+    <w:p>
+      <w:pPr>
+        <w:rPr>
+          <w:b/>
+          <w:bCs/>
+          <w:sz w:val="32"/>
+          <w:szCs w:val="32"/>
+          <w:lang w:bidi="ar-EG"/>
+        </w:rPr>
+      </w:pPr>
+      <w:r>
+        <w:rPr>
+          <w:b/>
+          <w:bCs/>
+          <w:sz w:val="32"/>
+          <w:szCs w:val="32"/>
+          <w:lang w:bidi="ar-EG"/>
+        </w:rPr>
+        <w:t xml:space="preserve">  </w:t>
+      </w:r>
+      <w:r>
+        <w:rPr>
+          <w:b/>
+          <w:bCs/>
+          <w:sz w:val="32"/>
+          <w:szCs w:val="32"/>
+          <w:lang w:bidi="ar-EG"/>
+        </w:rPr>
+        <w:t xml:space="preserve"> </w:t>
       </w:r>
       <w:proofErr w:type="spellStart"/>
       <w:r>
@@ -1874,7 +1901,6 @@
         </w:rPr>
         <w:t xml:space="preserve">Types: </w:t>
       </w:r>
-      <w:proofErr w:type="gramStart"/>
       <w:r>
         <w:rPr>
           <w:b/>
@@ -1893,18 +1919,7 @@
           <w:szCs w:val="36"/>
           <w:lang w:bidi="ar-EG"/>
         </w:rPr>
-        <w:t>:</w:t>
-      </w:r>
-      <w:proofErr w:type="gramEnd"/>
-      <w:r>
-        <w:rPr>
-          <w:b/>
-          <w:bCs/>
-          <w:sz w:val="36"/>
-          <w:szCs w:val="36"/>
-          <w:lang w:bidi="ar-EG"/>
-        </w:rPr>
-        <w:t xml:space="preserve"> string</w:t>
+        <w:t>: string</w:t>
       </w:r>
       <w:r>
         <w:rPr>
@@ -1948,41 +1963,17 @@
           <w:rtl/>
           <w:lang w:bidi="ar-EG"/>
         </w:rPr>
-        <w:t xml:space="preserve"> </w:t>
-      </w:r>
-      <w:proofErr w:type="gramStart"/>
-      <w:r>
-        <w:rPr>
-          <w:rFonts w:hint="cs"/>
-          <w:b/>
-          <w:bCs/>
-          <w:sz w:val="36"/>
-          <w:szCs w:val="36"/>
-          <w:rtl/>
-          <w:lang w:bidi="ar-EG"/>
-        </w:rPr>
-        <w:t xml:space="preserve">  </w:t>
-      </w:r>
-      <w:r>
-        <w:rPr>
-          <w:b/>
-          <w:bCs/>
-          <w:sz w:val="36"/>
-          <w:szCs w:val="36"/>
-          <w:lang w:bidi="ar-EG"/>
-        </w:rPr>
-        <w:t>,</w:t>
-      </w:r>
-      <w:proofErr w:type="gramEnd"/>
-      <w:r>
-        <w:rPr>
-          <w:b/>
-          <w:bCs/>
-          <w:sz w:val="36"/>
-          <w:szCs w:val="36"/>
-          <w:lang w:bidi="ar-EG"/>
-        </w:rPr>
-        <w:t xml:space="preserve"> PH </w:t>
+        <w:t xml:space="preserve">   </w:t>
+      </w:r>
+      <w:r>
+        <w:rPr>
+          <w:b/>
+          <w:bCs/>
+          <w:sz w:val="36"/>
+          <w:szCs w:val="36"/>
+          <w:lang w:bidi="ar-EG"/>
+        </w:rPr>
+        <w:t xml:space="preserve">, PH </w:t>
       </w:r>
       <w:r>
         <w:rPr>
@@ -2002,29 +1993,7 @@
           <w:szCs w:val="36"/>
           <w:lang w:bidi="ar-EG"/>
         </w:rPr>
-        <w:t xml:space="preserve">: </w:t>
-      </w:r>
-      <w:proofErr w:type="gramStart"/>
-      <w:r>
-        <w:rPr>
-          <w:b/>
-          <w:bCs/>
-          <w:sz w:val="36"/>
-          <w:szCs w:val="36"/>
-          <w:lang w:bidi="ar-EG"/>
-        </w:rPr>
-        <w:t>float ,</w:t>
-      </w:r>
-      <w:proofErr w:type="gramEnd"/>
-      <w:r>
-        <w:rPr>
-          <w:b/>
-          <w:bCs/>
-          <w:sz w:val="36"/>
-          <w:szCs w:val="36"/>
-          <w:lang w:bidi="ar-EG"/>
-        </w:rPr>
-        <w:t xml:space="preserve"> </w:t>
+        <w:t xml:space="preserve">: float , </w:t>
       </w:r>
     </w:p>
     <w:p>
@@ -2121,95 +2090,7 @@
           <w:szCs w:val="40"/>
           <w:lang w:bidi="ar-EG"/>
         </w:rPr>
-        <w:t xml:space="preserve">IN UI: </w:t>
-      </w:r>
-      <w:proofErr w:type="gramStart"/>
-      <w:r>
-        <w:rPr>
-          <w:b/>
-          <w:bCs/>
-          <w:sz w:val="40"/>
-          <w:szCs w:val="40"/>
-          <w:lang w:bidi="ar-EG"/>
-        </w:rPr>
-        <w:t>Protein(</w:t>
-      </w:r>
-      <w:proofErr w:type="gramEnd"/>
-      <w:r>
-        <w:rPr>
-          <w:b/>
-          <w:bCs/>
-          <w:sz w:val="40"/>
-          <w:szCs w:val="40"/>
-          <w:lang w:bidi="ar-EG"/>
-        </w:rPr>
-        <w:t>Albumin</w:t>
-      </w:r>
-      <w:proofErr w:type="gramStart"/>
-      <w:r>
-        <w:rPr>
-          <w:b/>
-          <w:bCs/>
-          <w:sz w:val="40"/>
-          <w:szCs w:val="40"/>
-          <w:lang w:bidi="ar-EG"/>
-        </w:rPr>
-        <w:t>) ,</w:t>
-      </w:r>
-      <w:proofErr w:type="gramEnd"/>
-      <w:r>
-        <w:rPr>
-          <w:b/>
-          <w:bCs/>
-          <w:sz w:val="40"/>
-          <w:szCs w:val="40"/>
-          <w:lang w:bidi="ar-EG"/>
-        </w:rPr>
-        <w:t xml:space="preserve"> </w:t>
-      </w:r>
-      <w:proofErr w:type="gramStart"/>
-      <w:r>
-        <w:rPr>
-          <w:b/>
-          <w:bCs/>
-          <w:sz w:val="40"/>
-          <w:szCs w:val="40"/>
-          <w:lang w:bidi="ar-EG"/>
-        </w:rPr>
-        <w:t>Glucose(</w:t>
-      </w:r>
-      <w:proofErr w:type="gramEnd"/>
-      <w:r>
-        <w:rPr>
-          <w:b/>
-          <w:bCs/>
-          <w:sz w:val="40"/>
-          <w:szCs w:val="40"/>
-          <w:lang w:bidi="ar-EG"/>
-        </w:rPr>
-        <w:t>Sugar</w:t>
-      </w:r>
-      <w:proofErr w:type="gramStart"/>
-      <w:r>
-        <w:rPr>
-          <w:b/>
-          <w:bCs/>
-          <w:sz w:val="40"/>
-          <w:szCs w:val="40"/>
-          <w:lang w:bidi="ar-EG"/>
-        </w:rPr>
-        <w:t>),Ketones</w:t>
-      </w:r>
-      <w:proofErr w:type="gramEnd"/>
-      <w:r>
-        <w:rPr>
-          <w:b/>
-          <w:bCs/>
-          <w:sz w:val="40"/>
-          <w:szCs w:val="40"/>
-          <w:lang w:bidi="ar-EG"/>
-        </w:rPr>
-        <w:t>(</w:t>
+        <w:t>IN UI: Protein(Albumin) , Glucose(Sugar),Ketones(</w:t>
       </w:r>
       <w:r>
         <w:rPr>
@@ -2250,51 +2131,7 @@
           <w:szCs w:val="40"/>
           <w:lang w:bidi="ar-EG"/>
         </w:rPr>
-        <w:t xml:space="preserve">           </w:t>
-      </w:r>
-      <w:proofErr w:type="gramStart"/>
-      <w:r>
-        <w:rPr>
-          <w:b/>
-          <w:bCs/>
-          <w:sz w:val="40"/>
-          <w:szCs w:val="40"/>
-          <w:lang w:bidi="ar-EG"/>
-        </w:rPr>
-        <w:t>Leukocytes(</w:t>
-      </w:r>
-      <w:proofErr w:type="gramEnd"/>
-      <w:r>
-        <w:rPr>
-          <w:b/>
-          <w:bCs/>
-          <w:sz w:val="40"/>
-          <w:szCs w:val="40"/>
-          <w:lang w:bidi="ar-EG"/>
-        </w:rPr>
-        <w:t>Pus Cells</w:t>
-      </w:r>
-      <w:proofErr w:type="gramStart"/>
-      <w:r>
-        <w:rPr>
-          <w:b/>
-          <w:bCs/>
-          <w:sz w:val="40"/>
-          <w:szCs w:val="40"/>
-          <w:lang w:bidi="ar-EG"/>
-        </w:rPr>
-        <w:t>),RBCs</w:t>
-      </w:r>
-      <w:proofErr w:type="gramEnd"/>
-      <w:r>
-        <w:rPr>
-          <w:b/>
-          <w:bCs/>
-          <w:sz w:val="40"/>
-          <w:szCs w:val="40"/>
-          <w:lang w:bidi="ar-EG"/>
-        </w:rPr>
-        <w:t xml:space="preserve"> (Red Blood Cells)</w:t>
+        <w:t xml:space="preserve">           Leukocytes(Pus Cells),RBCs (Red Blood Cells)</w:t>
       </w:r>
     </w:p>
     <w:p>
@@ -2658,27 +2495,15 @@
           <w:lang w:bidi="ar-EG"/>
         </w:rPr>
       </w:pPr>
-      <w:proofErr w:type="gramStart"/>
-      <w:r>
-        <w:rPr>
-          <w:b/>
-          <w:bCs/>
-          <w:sz w:val="36"/>
-          <w:szCs w:val="36"/>
-          <w:lang w:bidi="ar-EG"/>
-        </w:rPr>
-        <w:t>Type :</w:t>
-      </w:r>
-      <w:proofErr w:type="gramEnd"/>
-      <w:r>
-        <w:rPr>
-          <w:b/>
-          <w:bCs/>
-          <w:sz w:val="36"/>
-          <w:szCs w:val="36"/>
-          <w:lang w:bidi="ar-EG"/>
-        </w:rPr>
-        <w:t xml:space="preserve"> String</w:t>
+      <w:r>
+        <w:rPr>
+          <w:b/>
+          <w:bCs/>
+          <w:sz w:val="36"/>
+          <w:szCs w:val="36"/>
+          <w:lang w:bidi="ar-EG"/>
+        </w:rPr>
+        <w:t>Type : String</w:t>
       </w:r>
     </w:p>
     <w:p>
@@ -3158,8 +2983,6 @@
         </w:rPr>
         <w:t xml:space="preserve">Variables: </w:t>
       </w:r>
-      <w:proofErr w:type="spellStart"/>
-      <w:proofErr w:type="gramStart"/>
       <w:r>
         <w:rPr>
           <w:b/>
@@ -3171,38 +2994,6 @@
         </w:rPr>
         <w:t>TSH</w:t>
       </w:r>
-      <w:r>
-        <w:rPr>
-          <w:b/>
-          <w:bCs/>
-          <w:sz w:val="32"/>
-          <w:szCs w:val="32"/>
-          <w:lang w:bidi="ar-EG"/>
-        </w:rPr>
-        <w:t>,</w:t>
-      </w:r>
-      <w:r>
-        <w:rPr>
-          <w:b/>
-          <w:bCs/>
-          <w:sz w:val="32"/>
-          <w:szCs w:val="32"/>
-          <w:lang w:bidi="ar-EG"/>
-        </w:rPr>
-        <w:t>TSH</w:t>
-      </w:r>
-      <w:proofErr w:type="gramEnd"/>
-      <w:r>
-        <w:rPr>
-          <w:b/>
-          <w:bCs/>
-          <w:sz w:val="32"/>
-          <w:szCs w:val="32"/>
-          <w:lang w:bidi="ar-EG"/>
-        </w:rPr>
-        <w:t>_Unit</w:t>
-      </w:r>
-      <w:proofErr w:type="spellEnd"/>
     </w:p>
     <w:p>
       <w:pPr>
@@ -3226,7 +3017,6 @@
         <w:t xml:space="preserve">   Type: </w:t>
       </w:r>
       <w:proofErr w:type="spellStart"/>
-      <w:proofErr w:type="gramStart"/>
       <w:r>
         <w:rPr>
           <w:b/>
@@ -3248,7 +3038,6 @@
         <w:t>,string</w:t>
       </w:r>
       <w:proofErr w:type="spellEnd"/>
-      <w:proofErr w:type="gramEnd"/>
     </w:p>
     <w:p>
       <w:pPr>
@@ -3792,6 +3581,28 @@
         </w:rPr>
         <w:t xml:space="preserve">    String Data -&gt; “Not Extracted”</w:t>
       </w:r>
+    </w:p>
+    <w:p>
+      <w:pPr>
+        <w:rPr>
+          <w:b/>
+          <w:bCs/>
+          <w:sz w:val="44"/>
+          <w:szCs w:val="44"/>
+          <w:lang w:bidi="ar-EG"/>
+        </w:rPr>
+      </w:pPr>
+    </w:p>
+    <w:p>
+      <w:pPr>
+        <w:rPr>
+          <w:b/>
+          <w:bCs/>
+          <w:sz w:val="44"/>
+          <w:szCs w:val="44"/>
+          <w:lang w:bidi="ar-EG"/>
+        </w:rPr>
+      </w:pPr>
     </w:p>
     <w:sectPr>
       <w:pgSz w:w="12240" w:h="15840"/>
@@ -5207,6 +5018,25 @@
     <w:uiPriority w:val="99"/>
     <w:rsid w:val="00E47DEC"/>
   </w:style>
+  <w:style w:type="table" w:styleId="TableGrid">
+    <w:name w:val="Table Grid"/>
+    <w:basedOn w:val="TableNormal"/>
+    <w:uiPriority w:val="39"/>
+    <w:rsid w:val="00B80A75"/>
+    <w:pPr>
+      <w:spacing w:after="0" w:line="240" w:lineRule="auto"/>
+    </w:pPr>
+    <w:tblPr>
+      <w:tblBorders>
+        <w:top w:val="single" w:sz="4" w:space="0" w:color="auto"/>
+        <w:left w:val="single" w:sz="4" w:space="0" w:color="auto"/>
+        <w:bottom w:val="single" w:sz="4" w:space="0" w:color="auto"/>
+        <w:right w:val="single" w:sz="4" w:space="0" w:color="auto"/>
+        <w:insideH w:val="single" w:sz="4" w:space="0" w:color="auto"/>
+        <w:insideV w:val="single" w:sz="4" w:space="0" w:color="auto"/>
+      </w:tblBorders>
+    </w:tblPr>
+  </w:style>
 </w:styles>
 </file>
 
